--- a/BIM_3rd_sem/Web_Development/Lab_Works/Sameer/Web_cover.docx
+++ b/BIM_3rd_sem/Web_Development/Lab_Works/Sameer/Web_cover.docx
@@ -262,6 +262,18 @@
           <w:sz w:val="24"/>
         </w:rPr>
       </w:pPr>
+      <w:r>
+        <w:rPr>
+          <w:sz w:val="24"/>
+        </w:rPr>
+        <w:t xml:space="preserve"> </w:t>
+      </w:r>
+      <w:r>
+        <w:rPr>
+          <w:sz w:val="24"/>
+        </w:rPr>
+        <w:tab/>
+      </w:r>
     </w:p>
     <w:p>
       <w:pPr>
@@ -705,7 +717,6 @@
       </w:r>
     </w:p>
     <w:sectPr>
-      <w:headerReference w:type="default" r:id="rId6"/>
       <w:pgSz w:w="11910" w:h="16840"/>
       <w:pgMar w:top="1920" w:right="1275" w:bottom="280" w:left="1417" w:header="720" w:footer="720" w:gutter="0"/>
       <w:cols w:space="720"/>
@@ -750,16 +761,6 @@
     </w:p>
   </w:footnote>
 </w:footnotes>
-</file>
-
-<file path=word/header1.xml><?xml version="1.0" encoding="utf-8"?>
-<w:hdr xmlns:wpc="http://schemas.microsoft.com/office/word/2010/wordprocessingCanvas" xmlns:cx="http://schemas.microsoft.com/office/drawing/2014/chartex" xmlns:cx1="http://schemas.microsoft.com/office/drawing/2015/9/8/chartex" xmlns:cx2="http://schemas.microsoft.com/office/drawing/2015/10/21/chartex" xmlns:cx3="http://schemas.microsoft.com/office/drawing/2016/5/9/chartex" xmlns:cx4="http://schemas.microsoft.com/office/drawing/2016/5/10/chartex" xmlns:cx5="http://schemas.microsoft.com/office/drawing/2016/5/11/chartex" xmlns:cx6="http://schemas.microsoft.com/office/drawing/2016/5/12/chartex" xmlns:cx7="http://schemas.microsoft.com/office/drawing/2016/5/13/chartex" xmlns:cx8="http://schemas.microsoft.com/office/drawing/2016/5/14/chartex" xmlns:mc="http://schemas.openxmlformats.org/markup-compatibility/2006" xmlns:aink="http://schemas.microsoft.com/office/drawing/2016/ink" xmlns:am3d="http://schemas.microsoft.com/office/drawing/2017/model3d" xmlns:o="urn:schemas-microsoft-com:office:office" xmlns:oel="http://schemas.microsoft.com/office/2019/extlst" xmlns:r="http://schemas.openxmlformats.org/officeDocument/2006/relationships" xmlns:m="http://schemas.openxmlformats.org/officeDocument/2006/math" xmlns:v="urn:schemas-microsoft-com:vml" xmlns:wp14="http://schemas.microsoft.com/office/word/2010/wordprocessingDrawing" xmlns:wp="http://schemas.openxmlformats.org/drawingml/2006/wordprocessingDrawing" xmlns:w10="urn:schemas-microsoft-com:office:word" xmlns:w="http://schemas.openxmlformats.org/wordprocessingml/2006/main" xmlns:w14="http://schemas.microsoft.com/office/word/2010/wordml" xmlns:w15="http://schemas.microsoft.com/office/word/2012/wordml" xmlns:w16cex="http://schemas.microsoft.com/office/word/2018/wordml/cex" xmlns:w16cid="http://schemas.microsoft.com/office/word/2016/wordml/cid" xmlns:w16="http://schemas.microsoft.com/office/word/2018/wordml" xmlns:w16du="http://schemas.microsoft.com/office/word/2023/wordml/word16du" xmlns:w16sdtdh="http://schemas.microsoft.com/office/word/2020/wordml/sdtdatahash" xmlns:w16sdtfl="http://schemas.microsoft.com/office/word/2024/wordml/sdtformatlock" xmlns:w16se="http://schemas.microsoft.com/office/word/2015/wordml/symex" xmlns:wpg="http://schemas.microsoft.com/office/word/2010/wordprocessingGroup" xmlns:wpi="http://schemas.microsoft.com/office/word/2010/wordprocessingInk" xmlns:wne="http://schemas.microsoft.com/office/word/2006/wordml" xmlns:wps="http://schemas.microsoft.com/office/word/2010/wordprocessingShape" mc:Ignorable="w14 w15 w16se w16cid w16 w16cex w16sdtdh w16sdtfl w16du wp14">
-  <w:p>
-    <w:pPr>
-      <w:pStyle w:val="Header"/>
-    </w:pPr>
-  </w:p>
-</w:hdr>
 </file>
 
 <file path=word/styles.xml><?xml version="1.0" encoding="utf-8"?>

--- a/BIM_3rd_sem/Web_Development/Lab_Works/Sameer/Web_cover.docx
+++ b/BIM_3rd_sem/Web_Development/Lab_Works/Sameer/Web_cover.docx
@@ -11,6 +11,7 @@
           <w:bCs/>
         </w:rPr>
       </w:pPr>
+      <w:bookmarkStart w:id="0" w:name="_Hlk190976163"/>
       <w:r>
         <w:rPr>
           <w:rFonts w:ascii="Times New Roman" w:hAnsi="Times New Roman" w:cs="Times New Roman"/>
@@ -407,7 +408,21 @@
           <w:b/>
           <w:sz w:val="32"/>
         </w:rPr>
-        <w:t xml:space="preserve">no.1 </w:t>
+        <w:t>no.</w:t>
+      </w:r>
+      <w:r>
+        <w:rPr>
+          <w:b/>
+          <w:sz w:val="32"/>
+        </w:rPr>
+        <w:t>4</w:t>
+      </w:r>
+      <w:r>
+        <w:rPr>
+          <w:b/>
+          <w:sz w:val="32"/>
+        </w:rPr>
+        <w:t xml:space="preserve"> </w:t>
       </w:r>
     </w:p>
     <w:p>
@@ -705,7 +720,7 @@
           <w:spacing w:val="-2"/>
           <w:sz w:val="24"/>
         </w:rPr>
-        <w:t>31/01/202</w:t>
+        <w:t>20</w:t>
       </w:r>
       <w:r>
         <w:rPr>
@@ -713,8 +728,33 @@
           <w:spacing w:val="-2"/>
           <w:sz w:val="24"/>
         </w:rPr>
+        <w:t>/0</w:t>
+      </w:r>
+      <w:r>
+        <w:rPr>
+          <w:b/>
+          <w:spacing w:val="-2"/>
+          <w:sz w:val="24"/>
+        </w:rPr>
+        <w:t>2</w:t>
+      </w:r>
+      <w:r>
+        <w:rPr>
+          <w:b/>
+          <w:spacing w:val="-2"/>
+          <w:sz w:val="24"/>
+        </w:rPr>
+        <w:t>/202</w:t>
+      </w:r>
+      <w:r>
+        <w:rPr>
+          <w:b/>
+          <w:spacing w:val="-2"/>
+          <w:sz w:val="24"/>
+        </w:rPr>
         <w:t>5</w:t>
       </w:r>
+      <w:bookmarkEnd w:id="0"/>
     </w:p>
     <w:sectPr>
       <w:pgSz w:w="11910" w:h="16840"/>
